--- a/data/employees/EMP013/AST-EMP013-03.docx
+++ b/data/employees/EMP013/AST-EMP013-03.docx
@@ -7,10 +7,7 @@
         <w:pStyle w:val="Heading1"/>
       </w:pPr>
       <w:r>
-        <w:rPr>
-          <w:sz w:val="36"/>
-        </w:rPr>
-        <w:t>Design specification - EMP013</w:t>
+        <w:t>Ast Emp013 03 - EMP013</w:t>
       </w:r>
     </w:p>
     <w:p>
@@ -18,130 +15,32 @@
         <w:pStyle w:val="Heading2"/>
       </w:pPr>
       <w:r>
-        <w:t>Document Metadata</w:t>
-      </w:r>
-    </w:p>
-    <w:tbl>
-      <w:tblPr>
-        <w:tblStyle w:val="TableGrid"/>
-        <w:tblW w:type="auto" w:w="0"/>
-        <w:tblLook w:firstColumn="1" w:firstRow="1" w:lastColumn="0" w:lastRow="0" w:noHBand="0" w:noVBand="1" w:val="04A0"/>
-      </w:tblPr>
-      <w:tblGrid>
-        <w:gridCol w:w="4320"/>
-        <w:gridCol w:w="4320"/>
-      </w:tblGrid>
-      <w:tr>
-        <w:tc>
-          <w:tcPr>
-            <w:tcW w:type="dxa" w:w="4320"/>
-          </w:tcPr>
-          <w:p>
-            <w:r>
-              <w:t>Author</w:t>
-            </w:r>
-          </w:p>
-        </w:tc>
-        <w:tc>
-          <w:tcPr>
-            <w:tcW w:type="dxa" w:w="4320"/>
-          </w:tcPr>
-          <w:p>
-            <w:r>
-              <w:t>Taylor Miller</w:t>
-            </w:r>
-          </w:p>
-        </w:tc>
-      </w:tr>
-      <w:tr>
-        <w:tc>
-          <w:tcPr>
-            <w:tcW w:type="dxa" w:w="4320"/>
-          </w:tcPr>
-          <w:p>
-            <w:r>
-              <w:t>Role / Department</w:t>
-            </w:r>
-          </w:p>
-        </w:tc>
-        <w:tc>
-          <w:tcPr>
-            <w:tcW w:type="dxa" w:w="4320"/>
-          </w:tcPr>
-          <w:p>
-            <w:r>
-              <w:t>Senior Engineer | Procurement</w:t>
-            </w:r>
-          </w:p>
-        </w:tc>
-      </w:tr>
-      <w:tr>
-        <w:tc>
-          <w:tcPr>
-            <w:tcW w:type="dxa" w:w="4320"/>
-          </w:tcPr>
-          <w:p>
-            <w:r>
-              <w:t>Location</w:t>
-            </w:r>
-          </w:p>
-        </w:tc>
-        <w:tc>
-          <w:tcPr>
-            <w:tcW w:type="dxa" w:w="4320"/>
-          </w:tcPr>
-          <w:p>
-            <w:r>
-              <w:t>Austin</w:t>
-            </w:r>
-          </w:p>
-        </w:tc>
-      </w:tr>
-      <w:tr>
-        <w:tc>
-          <w:tcPr>
-            <w:tcW w:type="dxa" w:w="4320"/>
-          </w:tcPr>
-          <w:p>
-            <w:r>
-              <w:t>Last Modified</w:t>
-            </w:r>
-          </w:p>
-        </w:tc>
-        <w:tc>
-          <w:tcPr>
-            <w:tcW w:type="dxa" w:w="4320"/>
-          </w:tcPr>
-          <w:p>
-            <w:r>
-              <w:t>2025-01-17</w:t>
-            </w:r>
-          </w:p>
-        </w:tc>
-      </w:tr>
-    </w:tbl>
-    <w:p/>
-    <w:p>
-      <w:pPr>
-        <w:pStyle w:val="Heading2"/>
-      </w:pPr>
-      <w:r>
-        <w:t>Specification</w:t>
+        <w:t>Page 1</w:t>
       </w:r>
     </w:p>
     <w:p>
       <w:r>
-        <w:t>Design Specification: Supplier Portal Integration</w:t>
+        <w:t>Section 1: Customer escalation analysis. EMP013 contributes to ast emp013 03 through recurring collaboration, clear ownership boundaries, and measurable outcomes. The team captures decisions, open issues, and handoffs so that knowledge remains discoverable for future programs.</w:t>
       </w:r>
     </w:p>
     <w:p>
       <w:r>
-        <w:t>Version: 1.2</w:t>
+        <w:t>Section 2: Customer escalation analysis. EMP013 contributes to ast emp013 03 through recurring collaboration, clear ownership boundaries, and measurable outcomes. The team captures decisions, open issues, and handoffs so that knowledge remains discoverable for future programs.</w:t>
       </w:r>
     </w:p>
     <w:p>
       <w:r>
-        <w:t>This specification covers the integration between the supplier self-service portal and the procurement ERP module. Vendors submit invoices via the portal; OCR parsing extracts line items and matches against purchase orders with a tolerance of +-2%.</w:t>
+        <w:t>Section 3: Customer escalation analysis. EMP013 contributes to ast emp013 03 through recurring collaboration, clear ownership boundaries, and measurable outcomes. The team captures decisions, open issues, and handoffs so that knowledge remains discoverable for future programs.</w:t>
+      </w:r>
+    </w:p>
+    <w:p>
+      <w:r>
+        <w:t>Section 4: Knowledge transfer and onboarding. EMP013 contributes to ast emp013 03 through recurring collaboration, clear ownership boundaries, and measurable outcomes. The team captures decisions, open issues, and handoffs so that knowledge remains discoverable for future programs.</w:t>
+      </w:r>
+    </w:p>
+    <w:p>
+      <w:r>
+        <w:br w:type="page"/>
       </w:r>
     </w:p>
     <w:p>
@@ -149,12 +48,60 @@
         <w:pStyle w:val="Heading2"/>
       </w:pPr>
       <w:r>
-        <w:t>Author Competencies</w:t>
+        <w:t>Page 2</w:t>
       </w:r>
     </w:p>
     <w:p>
       <w:r>
-        <w:t>Python, Azure AI, SQL, Ontology</w:t>
+        <w:t>Section 1: Knowledge transfer and onboarding. EMP013 contributes to ast emp013 03 through recurring collaboration, clear ownership boundaries, and measurable outcomes. The team captures decisions, open issues, and handoffs so that knowledge remains discoverable for future programs.</w:t>
+      </w:r>
+    </w:p>
+    <w:p>
+      <w:r>
+        <w:t>Section 2: Operational risk review. EMP013 contributes to ast emp013 03 through recurring collaboration, clear ownership boundaries, and measurable outcomes. The team captures decisions, open issues, and handoffs so that knowledge remains discoverable for future programs.</w:t>
+      </w:r>
+    </w:p>
+    <w:p>
+      <w:r>
+        <w:t>Section 3: Fabric semantic model planning. EMP013 contributes to ast emp013 03 through recurring collaboration, clear ownership boundaries, and measurable outcomes. The team captures decisions, open issues, and handoffs so that knowledge remains discoverable for future programs.</w:t>
+      </w:r>
+    </w:p>
+    <w:p>
+      <w:r>
+        <w:t>Section 4: Department KPI performance. EMP013 contributes to ast emp013 03 through recurring collaboration, clear ownership boundaries, and measurable outcomes. The team captures decisions, open issues, and handoffs so that knowledge remains discoverable for future programs.</w:t>
+      </w:r>
+    </w:p>
+    <w:p>
+      <w:r>
+        <w:br w:type="page"/>
+      </w:r>
+    </w:p>
+    <w:p>
+      <w:pPr>
+        <w:pStyle w:val="Heading2"/>
+      </w:pPr>
+      <w:r>
+        <w:t>Page 3</w:t>
+      </w:r>
+    </w:p>
+    <w:p>
+      <w:r>
+        <w:t>Section 1: Data quality remediation. EMP013 contributes to ast emp013 03 through recurring collaboration, clear ownership boundaries, and measurable outcomes. The team captures decisions, open issues, and handoffs so that knowledge remains discoverable for future programs.</w:t>
+      </w:r>
+    </w:p>
+    <w:p>
+      <w:r>
+        <w:t>Section 2: Fabric semantic model planning. EMP013 contributes to ast emp013 03 through recurring collaboration, clear ownership boundaries, and measurable outcomes. The team captures decisions, open issues, and handoffs so that knowledge remains discoverable for future programs.</w:t>
+      </w:r>
+    </w:p>
+    <w:p>
+      <w:r>
+        <w:t>Section 3: Knowledge transfer and onboarding. EMP013 contributes to ast emp013 03 through recurring collaboration, clear ownership boundaries, and measurable outcomes. The team captures decisions, open issues, and handoffs so that knowledge remains discoverable for future programs.</w:t>
+      </w:r>
+    </w:p>
+    <w:p>
+      <w:r>
+        <w:t>Section 4: Knowledge transfer and onboarding. EMP013 contributes to ast emp013 03 through recurring collaboration, clear ownership boundaries, and measurable outcomes. The team captures decisions, open issues, and handoffs so that knowledge remains discoverable for future programs.</w:t>
       </w:r>
     </w:p>
     <w:sectPr>
